--- a/output/Modelos_logit/intensidad_ICCS_2016_simples.docx
+++ b/output/Modelos_logit/intensidad_ICCS_2016_simples.docx
@@ -17,10 +17,10 @@
         <w:gridCol w:w="2905"/>
         <w:gridCol w:w="1952"/>
         <w:gridCol w:w="2746"/>
-        <w:gridCol w:w="2465"/>
-        <w:gridCol w:w="2367"/>
-        <w:gridCol w:w="2906"/>
-        <w:gridCol w:w="3296"/>
+        <w:gridCol w:w="3040"/>
+        <w:gridCol w:w="2942"/>
+        <w:gridCol w:w="3481"/>
+        <w:gridCol w:w="3871"/>
       </w:tblGrid>
       <w:tr>
         <w:trPr>
@@ -518,7 +518,7 @@
                 <w:szCs w:val="22"/>
                 <w:color w:val="000000"/>
               </w:rPr>
-              <w:t xml:space="preserve">clima_aula_escuela</w:t>
+              <w:t xml:space="preserve">clima_aula_escuela_gmc</w:t>
             </w:r>
           </w:p>
         </w:tc>
@@ -573,7 +573,7 @@
                 <w:szCs w:val="22"/>
                 <w:color w:val="000000"/>
               </w:rPr>
-              <w:t xml:space="preserve">tasa_voto_escuela</w:t>
+              <w:t xml:space="preserve">tasa_voto_escuela_gmc</w:t>
             </w:r>
           </w:p>
         </w:tc>
@@ -628,7 +628,7 @@
                 <w:szCs w:val="22"/>
                 <w:color w:val="000000"/>
               </w:rPr>
-              <w:t xml:space="preserve">tasa_asamblea_escuela</w:t>
+              <w:t xml:space="preserve">tasa_asamblea_escuela_gmc</w:t>
             </w:r>
           </w:p>
         </w:tc>
@@ -683,7 +683,7 @@
                 <w:szCs w:val="22"/>
                 <w:color w:val="000000"/>
               </w:rPr>
-              <w:t xml:space="preserve">perp_aprendizaje_voto_esc</w:t>
+              <w:t xml:space="preserve">perp_aprendizaje_voto_esc_gmc</w:t>
             </w:r>
           </w:p>
         </w:tc>
@@ -4563,7 +4563,7 @@
                 <w:szCs w:val="22"/>
                 <w:color w:val="000000"/>
               </w:rPr>
-              <w:t xml:space="preserve">32.9</w:t>
+              <w:t xml:space="preserve">33.1</w:t>
             </w:r>
           </w:p>
         </w:tc>
@@ -5728,7 +5728,7 @@
                 <w:szCs w:val="22"/>
                 <w:color w:val="000000"/>
               </w:rPr>
-              <w:t xml:space="preserve">9.5</w:t>
+              <w:t xml:space="preserve">9.4</w:t>
             </w:r>
           </w:p>
         </w:tc>
@@ -6003,7 +6003,7 @@
                 <w:szCs w:val="22"/>
                 <w:color w:val="000000"/>
               </w:rPr>
-              <w:t xml:space="preserve">36</w:t>
+              <w:t xml:space="preserve">35.9</w:t>
             </w:r>
           </w:p>
         </w:tc>
